--- a/projets/dalle_appuyee_01/livrables/notes/note_resultats.docx
+++ b/projets/dalle_appuyee_01/livrables/notes/note_resultats.docx
@@ -251,7 +251,7 @@
                 <w:color w:val="000000"/>
                 <w:sz w:val="20"/>
               </w:rPr>
-              <w:t>2026-10-02</w:t>
+              <w:t>2026-10-08</w:t>
             </w:r>
           </w:p>
         </w:tc>
@@ -296,7 +296,7 @@
                 <w:color w:val="000000"/>
                 <w:sz w:val="20"/>
               </w:rPr>
-              <w:t>2026-10-02T13:52:19Z</w:t>
+              <w:t>2026-10-08T12:34:19Z</w:t>
             </w:r>
           </w:p>
         </w:tc>
@@ -341,7 +341,7 @@
                 <w:color w:val="000000"/>
                 <w:sz w:val="20"/>
               </w:rPr>
-              <w:t>aca7e68bbb847d3305605dd492badcaea5f0c255 (arbre modifié : oui)</w:t>
+              <w:t>59bc038395cb60c917f2b1bae56f4e22db2dd772 (arbre modifié : oui)</w:t>
             </w:r>
           </w:p>
         </w:tc>
@@ -476,7 +476,7 @@
                 <w:color w:val="000000"/>
                 <w:sz w:val="20"/>
               </w:rPr>
-              <w:t>297fcd56c98d9ee6bdc8935db4d1a6fc13fdd9b182cfe349535c5ba5569398e0 ; la fiche actuelle diffère : 57086ba0f959ee133a48d4805e1f5cbf9d96f047923aeec7a767c03434544d60</w:t>
+              <w:t>9305d12b2aa869cc32f47df634a25211f4b478159ed62a31cf1ea5b3640a57bf (identique à l'actuelle)</w:t>
             </w:r>
           </w:p>
         </w:tc>
@@ -746,7 +746,7 @@
                 <w:color w:val="000000"/>
                 <w:sz w:val="20"/>
               </w:rPr>
-              <w:t>10 fichiers, 79739 octets (plafond 20971520)</w:t>
+              <w:t>29 fichiers, 1886136 octets (plafond 20971520)</w:t>
             </w:r>
           </w:p>
         </w:tc>
@@ -3335,6 +3335,365 @@
       </w:pPr>
     </w:p>
     <w:p>
+      <w:r>
+        <w:rPr>
+          <w:rFonts w:ascii="Arial" w:hAnsi="Arial" w:cs="Arial" w:eastAsia="Arial"/>
+          <w:b/>
+          <w:i w:val="0"/>
+          <w:color w:val="000000"/>
+          <w:sz w:val="20"/>
+        </w:rPr>
+        <w:t>Contrôles de niveau D appliqués par défaut</w:t>
+      </w:r>
+    </w:p>
+    <w:tbl>
+      <w:tblPr>
+        <w:tblStyle w:val="TableGrid"/>
+        <w:tblW w:type="auto" w:w="0"/>
+        <w:jc w:val="center"/>
+        <w:tblLayout w:type="fixed"/>
+        <w:tblLook w:firstColumn="1" w:firstRow="1" w:lastColumn="0" w:lastRow="0" w:noHBand="0" w:noVBand="1" w:val="04A0"/>
+      </w:tblPr>
+      <w:tblGrid>
+        <w:gridCol w:w="1474"/>
+        <w:gridCol w:w="1928"/>
+        <w:gridCol w:w="6236"/>
+      </w:tblGrid>
+      <w:tr>
+        <w:trPr>
+          <w:tblHeader w:val="true"/>
+        </w:trPr>
+        <w:tc>
+          <w:tcPr>
+            <w:tcW w:type="dxa" w:w="1474"/>
+            <w:shd w:val="clear" w:color="auto" w:fill="D9D9D9"/>
+          </w:tcPr>
+          <w:p>
+            <w:pPr>
+              <w:spacing w:after="20"/>
+            </w:pPr>
+            <w:r>
+              <w:rPr>
+                <w:rFonts w:ascii="Arial" w:hAnsi="Arial" w:cs="Arial" w:eastAsia="Arial"/>
+                <w:b/>
+                <w:i w:val="0"/>
+                <w:color w:val="000000"/>
+                <w:sz w:val="20"/>
+              </w:rPr>
+              <w:t>Contrôle</w:t>
+            </w:r>
+          </w:p>
+        </w:tc>
+        <w:tc>
+          <w:tcPr>
+            <w:tcW w:type="dxa" w:w="1928"/>
+            <w:shd w:val="clear" w:color="auto" w:fill="D9D9D9"/>
+          </w:tcPr>
+          <w:p>
+            <w:pPr>
+              <w:spacing w:after="20"/>
+            </w:pPr>
+            <w:r>
+              <w:rPr>
+                <w:rFonts w:ascii="Arial" w:hAnsi="Arial" w:cs="Arial" w:eastAsia="Arial"/>
+                <w:b/>
+                <w:i w:val="0"/>
+                <w:color w:val="000000"/>
+                <w:sz w:val="20"/>
+              </w:rPr>
+              <w:t>Verdict</w:t>
+            </w:r>
+          </w:p>
+        </w:tc>
+        <w:tc>
+          <w:tcPr>
+            <w:tcW w:type="dxa" w:w="6236"/>
+            <w:shd w:val="clear" w:color="auto" w:fill="D9D9D9"/>
+          </w:tcPr>
+          <w:p>
+            <w:pPr>
+              <w:spacing w:after="20"/>
+            </w:pPr>
+            <w:r>
+              <w:rPr>
+                <w:rFonts w:ascii="Arial" w:hAnsi="Arial" w:cs="Arial" w:eastAsia="Arial"/>
+                <w:b/>
+                <w:i w:val="0"/>
+                <w:color w:val="000000"/>
+                <w:sz w:val="20"/>
+              </w:rPr>
+              <w:t>Précision</w:t>
+            </w:r>
+          </w:p>
+        </w:tc>
+      </w:tr>
+      <w:tr>
+        <w:trPr>
+          <w:cantSplit/>
+        </w:trPr>
+        <w:tc>
+          <w:tcPr>
+            <w:tcW w:type="dxa" w:w="1474"/>
+          </w:tcPr>
+          <w:p>
+            <w:pPr>
+              <w:spacing w:after="20"/>
+            </w:pPr>
+            <w:r>
+              <w:rPr>
+                <w:rFonts w:ascii="Arial" w:hAnsi="Arial" w:cs="Arial" w:eastAsia="Arial"/>
+                <w:b w:val="0"/>
+                <w:i w:val="0"/>
+                <w:color w:val="000000"/>
+                <w:sz w:val="20"/>
+              </w:rPr>
+              <w:t>CTL-005</w:t>
+            </w:r>
+          </w:p>
+        </w:tc>
+        <w:tc>
+          <w:tcPr>
+            <w:tcW w:type="dxa" w:w="1928"/>
+          </w:tcPr>
+          <w:p>
+            <w:pPr>
+              <w:spacing w:after="20"/>
+            </w:pPr>
+            <w:r>
+              <w:rPr>
+                <w:rFonts w:ascii="Arial" w:hAnsi="Arial" w:cs="Arial" w:eastAsia="Arial"/>
+                <w:b w:val="0"/>
+                <w:i w:val="0"/>
+                <w:color w:val="000000"/>
+                <w:sz w:val="20"/>
+              </w:rPr>
+              <w:t>RÉUSSI</w:t>
+            </w:r>
+          </w:p>
+        </w:tc>
+        <w:tc>
+          <w:tcPr>
+            <w:tcW w:type="dxa" w:w="6236"/>
+          </w:tcPr>
+          <w:p>
+            <w:pPr>
+              <w:spacing w:after="20"/>
+            </w:pPr>
+            <w:r>
+              <w:rPr>
+                <w:rFonts w:ascii="Arial" w:hAnsi="Arial" w:cs="Arial" w:eastAsia="Arial"/>
+                <w:b w:val="0"/>
+                <w:i w:val="0"/>
+                <w:color w:val="000000"/>
+                <w:sz w:val="20"/>
+              </w:rPr>
+              <w:t>écart relatif maximal 8,3334e-12</w:t>
+            </w:r>
+          </w:p>
+        </w:tc>
+      </w:tr>
+      <w:tr>
+        <w:trPr>
+          <w:cantSplit/>
+        </w:trPr>
+        <w:tc>
+          <w:tcPr>
+            <w:tcW w:type="dxa" w:w="1474"/>
+          </w:tcPr>
+          <w:p>
+            <w:pPr>
+              <w:spacing w:after="20"/>
+            </w:pPr>
+            <w:r>
+              <w:rPr>
+                <w:rFonts w:ascii="Arial" w:hAnsi="Arial" w:cs="Arial" w:eastAsia="Arial"/>
+                <w:b w:val="0"/>
+                <w:i w:val="0"/>
+                <w:color w:val="000000"/>
+                <w:sz w:val="20"/>
+              </w:rPr>
+              <w:t>CTL-006</w:t>
+            </w:r>
+          </w:p>
+        </w:tc>
+        <w:tc>
+          <w:tcPr>
+            <w:tcW w:type="dxa" w:w="1928"/>
+          </w:tcPr>
+          <w:p>
+            <w:pPr>
+              <w:spacing w:after="20"/>
+            </w:pPr>
+            <w:r>
+              <w:rPr>
+                <w:rFonts w:ascii="Arial" w:hAnsi="Arial" w:cs="Arial" w:eastAsia="Arial"/>
+                <w:b w:val="0"/>
+                <w:i w:val="0"/>
+                <w:color w:val="000000"/>
+                <w:sz w:val="20"/>
+              </w:rPr>
+              <w:t>RÉUSSI</w:t>
+            </w:r>
+          </w:p>
+        </w:tc>
+        <w:tc>
+          <w:tcPr>
+            <w:tcW w:type="dxa" w:w="6236"/>
+          </w:tcPr>
+          <w:p>
+            <w:pPr>
+              <w:spacing w:after="20"/>
+            </w:pPr>
+            <w:r>
+              <w:rPr>
+                <w:rFonts w:ascii="Arial" w:hAnsi="Arial" w:cs="Arial" w:eastAsia="Arial"/>
+                <w:b w:val="0"/>
+                <w:i w:val="0"/>
+                <w:color w:val="000000"/>
+                <w:sz w:val="20"/>
+              </w:rPr>
+              <w:t>écart relatif maximal 5,21731e-13</w:t>
+            </w:r>
+          </w:p>
+        </w:tc>
+      </w:tr>
+      <w:tr>
+        <w:trPr>
+          <w:cantSplit/>
+        </w:trPr>
+        <w:tc>
+          <w:tcPr>
+            <w:tcW w:type="dxa" w:w="1474"/>
+          </w:tcPr>
+          <w:p>
+            <w:pPr>
+              <w:spacing w:after="20"/>
+            </w:pPr>
+            <w:r>
+              <w:rPr>
+                <w:rFonts w:ascii="Arial" w:hAnsi="Arial" w:cs="Arial" w:eastAsia="Arial"/>
+                <w:b w:val="0"/>
+                <w:i w:val="0"/>
+                <w:color w:val="000000"/>
+                <w:sz w:val="20"/>
+              </w:rPr>
+              <w:t>CTL-012</w:t>
+            </w:r>
+          </w:p>
+        </w:tc>
+        <w:tc>
+          <w:tcPr>
+            <w:tcW w:type="dxa" w:w="1928"/>
+          </w:tcPr>
+          <w:p>
+            <w:pPr>
+              <w:spacing w:after="20"/>
+            </w:pPr>
+            <w:r>
+              <w:rPr>
+                <w:rFonts w:ascii="Arial" w:hAnsi="Arial" w:cs="Arial" w:eastAsia="Arial"/>
+                <w:b w:val="0"/>
+                <w:i w:val="0"/>
+                <w:color w:val="000000"/>
+                <w:sz w:val="20"/>
+              </w:rPr>
+              <w:t>RÉUSSI</w:t>
+            </w:r>
+          </w:p>
+        </w:tc>
+        <w:tc>
+          <w:tcPr>
+            <w:tcW w:type="dxa" w:w="6236"/>
+          </w:tcPr>
+          <w:p>
+            <w:pPr>
+              <w:spacing w:after="20"/>
+            </w:pPr>
+            <w:r>
+              <w:rPr>
+                <w:rFonts w:ascii="Arial" w:hAnsi="Arial" w:cs="Arial" w:eastAsia="Arial"/>
+                <w:b w:val="0"/>
+                <w:i w:val="0"/>
+                <w:color w:val="000000"/>
+                <w:sz w:val="20"/>
+              </w:rPr>
+              <w:t>erreur maximale au maillage fin 0,00051713</w:t>
+            </w:r>
+          </w:p>
+        </w:tc>
+      </w:tr>
+      <w:tr>
+        <w:trPr>
+          <w:cantSplit/>
+        </w:trPr>
+        <w:tc>
+          <w:tcPr>
+            <w:tcW w:type="dxa" w:w="1474"/>
+          </w:tcPr>
+          <w:p>
+            <w:pPr>
+              <w:spacing w:after="20"/>
+            </w:pPr>
+            <w:r>
+              <w:rPr>
+                <w:rFonts w:ascii="Arial" w:hAnsi="Arial" w:cs="Arial" w:eastAsia="Arial"/>
+                <w:b w:val="0"/>
+                <w:i w:val="0"/>
+                <w:color w:val="000000"/>
+                <w:sz w:val="20"/>
+              </w:rPr>
+              <w:t>CTL-013</w:t>
+            </w:r>
+          </w:p>
+        </w:tc>
+        <w:tc>
+          <w:tcPr>
+            <w:tcW w:type="dxa" w:w="1928"/>
+          </w:tcPr>
+          <w:p>
+            <w:pPr>
+              <w:spacing w:after="20"/>
+            </w:pPr>
+            <w:r>
+              <w:rPr>
+                <w:rFonts w:ascii="Arial" w:hAnsi="Arial" w:cs="Arial" w:eastAsia="Arial"/>
+                <w:b w:val="0"/>
+                <w:i w:val="0"/>
+                <w:color w:val="000000"/>
+                <w:sz w:val="20"/>
+              </w:rPr>
+              <w:t>RÉUSSI</w:t>
+            </w:r>
+          </w:p>
+        </w:tc>
+        <w:tc>
+          <w:tcPr>
+            <w:tcW w:type="dxa" w:w="6236"/>
+          </w:tcPr>
+          <w:p>
+            <w:pPr>
+              <w:spacing w:after="20"/>
+            </w:pPr>
+            <w:r>
+              <w:rPr>
+                <w:rFonts w:ascii="Arial" w:hAnsi="Arial" w:cs="Arial" w:eastAsia="Arial"/>
+                <w:b w:val="0"/>
+                <w:i w:val="0"/>
+                <w:color w:val="000000"/>
+                <w:sz w:val="20"/>
+              </w:rPr>
+              <w:t>écart relatif maximal 0</w:t>
+            </w:r>
+          </w:p>
+        </w:tc>
+      </w:tr>
+    </w:tbl>
+    <w:p>
+      <w:pPr>
+        <w:spacing w:after="40"/>
+      </w:pPr>
+    </w:p>
+    <w:p>
       <w:pPr>
         <w:pStyle w:val="Heading2"/>
       </w:pPr>
@@ -4712,7 +5071,7 @@
                 <w:color w:val="000000"/>
                 <w:sz w:val="20"/>
               </w:rPr>
-              <w:t>0,5</w:t>
+              <w:t>0,500</w:t>
             </w:r>
           </w:p>
         </w:tc>
@@ -4792,7 +5151,7 @@
                 <w:color w:val="000000"/>
                 <w:sz w:val="20"/>
               </w:rPr>
-              <w:t>5112,49</w:t>
+              <w:t>5112</w:t>
             </w:r>
           </w:p>
         </w:tc>
@@ -4832,7 +5191,7 @@
                 <w:color w:val="000000"/>
                 <w:sz w:val="20"/>
               </w:rPr>
-              <w:t>9482,22</w:t>
+              <w:t>9482</w:t>
             </w:r>
           </w:p>
         </w:tc>
@@ -4877,7 +5236,7 @@
                 <w:color w:val="000000"/>
                 <w:sz w:val="20"/>
               </w:rPr>
-              <w:t>0,25</w:t>
+              <w:t>0,250</w:t>
             </w:r>
           </w:p>
         </w:tc>
@@ -4957,7 +5316,7 @@
                 <w:color w:val="000000"/>
                 <w:sz w:val="20"/>
               </w:rPr>
-              <w:t>5109,2</w:t>
+              <w:t>5109</w:t>
             </w:r>
           </w:p>
         </w:tc>
@@ -4997,7 +5356,7 @@
                 <w:color w:val="000000"/>
                 <w:sz w:val="20"/>
               </w:rPr>
-              <w:t>9422,54</w:t>
+              <w:t>9423</w:t>
             </w:r>
           </w:p>
         </w:tc>
@@ -5122,7 +5481,7 @@
                 <w:color w:val="000000"/>
                 <w:sz w:val="20"/>
               </w:rPr>
-              <w:t>5108,35</w:t>
+              <w:t>5108</w:t>
             </w:r>
           </w:p>
         </w:tc>
@@ -5162,7 +5521,7 @@
                 <w:color w:val="000000"/>
                 <w:sz w:val="20"/>
               </w:rPr>
-              <w:t>9407,88</w:t>
+              <w:t>9408</w:t>
             </w:r>
           </w:p>
         </w:tc>
@@ -5416,7 +5775,7 @@
                 <w:color w:val="000000"/>
                 <w:sz w:val="20"/>
               </w:rPr>
-              <w:t>0,5</w:t>
+              <w:t>0,500</w:t>
             </w:r>
           </w:p>
         </w:tc>
@@ -5496,7 +5855,7 @@
                 <w:color w:val="000000"/>
                 <w:sz w:val="20"/>
               </w:rPr>
-              <w:t>6816,66</w:t>
+              <w:t>6817</w:t>
             </w:r>
           </w:p>
         </w:tc>
@@ -5581,7 +5940,7 @@
                 <w:color w:val="000000"/>
                 <w:sz w:val="20"/>
               </w:rPr>
-              <w:t>0,25</w:t>
+              <w:t>0,250</w:t>
             </w:r>
           </w:p>
         </w:tc>
@@ -5661,7 +6020,7 @@
                 <w:color w:val="000000"/>
                 <w:sz w:val="20"/>
               </w:rPr>
-              <w:t>6812,26</w:t>
+              <w:t>6812</w:t>
             </w:r>
           </w:p>
         </w:tc>
@@ -5701,7 +6060,7 @@
                 <w:color w:val="000000"/>
                 <w:sz w:val="20"/>
               </w:rPr>
-              <w:t>12563,4</w:t>
+              <w:t>12563</w:t>
             </w:r>
           </w:p>
         </w:tc>
@@ -5826,7 +6185,7 @@
                 <w:color w:val="000000"/>
                 <w:sz w:val="20"/>
               </w:rPr>
-              <w:t>6811,13</w:t>
+              <w:t>6811</w:t>
             </w:r>
           </w:p>
         </w:tc>
@@ -5866,7 +6225,7 @@
                 <w:color w:val="000000"/>
                 <w:sz w:val="20"/>
               </w:rPr>
-              <w:t>12543,8</w:t>
+              <w:t>12544</w:t>
             </w:r>
           </w:p>
         </w:tc>
@@ -6136,7 +6495,7 @@
                 <w:color w:val="000000"/>
                 <w:sz w:val="20"/>
               </w:rPr>
-              <w:t>5108,06</w:t>
+              <w:t>5108</w:t>
             </w:r>
           </w:p>
         </w:tc>
@@ -6156,7 +6515,7 @@
                 <w:color w:val="000000"/>
                 <w:sz w:val="20"/>
               </w:rPr>
-              <w:t>9403,02</w:t>
+              <w:t>9403</w:t>
             </w:r>
           </w:p>
         </w:tc>
@@ -6261,7 +6620,7 @@
                 <w:color w:val="000000"/>
                 <w:sz w:val="20"/>
               </w:rPr>
-              <w:t>6810,75</w:t>
+              <w:t>6811</w:t>
             </w:r>
           </w:p>
         </w:tc>
@@ -6281,7 +6640,7 @@
                 <w:color w:val="000000"/>
                 <w:sz w:val="20"/>
               </w:rPr>
-              <w:t>12537,4</w:t>
+              <w:t>12537</w:t>
             </w:r>
           </w:p>
         </w:tc>
@@ -6821,7 +7180,7 @@
                 <w:color w:val="000000"/>
                 <w:sz w:val="20"/>
               </w:rPr>
-              <w:t>-1,50001e-06</w:t>
+              <w:t>0</w:t>
             </w:r>
           </w:p>
         </w:tc>
@@ -7196,7 +7555,7 @@
                 <w:color w:val="000000"/>
                 <w:sz w:val="20"/>
               </w:rPr>
-              <w:t>-1,99999e-06</w:t>
+              <w:t>0</w:t>
             </w:r>
           </w:p>
         </w:tc>
@@ -7989,7 +8348,7 @@
                 <w:color w:val="000000"/>
                 <w:sz w:val="20"/>
               </w:rPr>
-              <w:t>-15477,4</w:t>
+              <w:t>-15477</w:t>
             </w:r>
           </w:p>
         </w:tc>
@@ -8094,7 +8453,7 @@
                 <w:color w:val="000000"/>
                 <w:sz w:val="20"/>
               </w:rPr>
-              <w:t>-15477,4</w:t>
+              <w:t>-15477</w:t>
             </w:r>
           </w:p>
         </w:tc>
